--- a/activities/10 - Control Plan, A3 Summary, Handover, and Certification Readiness/A10-Facilitator-Guide-Control-Plan-A3-Summary-Handover-and-Certification-Readiness.docx
+++ b/activities/10 - Control Plan, A3 Summary, Handover, and Certification Readiness/A10-Facilitator-Guide-Control-Plan-A3-Summary-Handover-and-Certification-Readiness.docx
@@ -576,7 +576,7 @@
               <w:rPr>
                 <w:sz w:val="18"/>
               </w:rPr>
-              <w:t>This is the last core lab — leave time to connect all ten outputs into one package.</w:t>
+              <w:t>This is the last core activity — leave time to connect all ten outputs into one package.</w:t>
             </w:r>
           </w:p>
         </w:tc>
@@ -1088,7 +1088,7 @@
         <w:pStyle w:val="ListBullet"/>
       </w:pPr>
       <w:r>
-        <w:t>This is the last core lab — leave time to connect all ten outputs into one package.</w:t>
+        <w:t>This is the last core activity — leave time to connect all ten outputs into one package.</w:t>
       </w:r>
     </w:p>
     <w:p>
